--- a/WW-SOP-Standard-Work-Cards.docx
+++ b/WW-SOP-Standard-Work-Cards.docx
@@ -1972,7 +1972,7 @@
           <w:sz w:val="22"/>
           <w:szCs w:val="22"/>
         </w:rPr>
-        <w:t xml:space="preserve">Fifteen cards, grouped by the role that owns the task. Give each operator the cards for their role; give supervisors the full pack.</w:t>
+        <w:t>Sixteen cards, grouped by the role that owns the task. Give each operator the cards for their role; give supervisors the full pack.</w:t>
       </w:r>
     </w:p>
     <w:tbl>
@@ -3562,6 +3562,104 @@
                 <w:szCs w:val="20"/>
               </w:rPr>
               <w:t xml:space="preserve">MANAGER / ADMIN</w:t>
+            </w:r>
+          </w:p>
+        </w:tc>
+      </w:tr>
+      <w:tr>
+        <w:tc>
+          <w:tcPr>
+            <w:tcW w:type="dxa" w:w="1100"/>
+            <w:tcBorders>
+              <w:top w:val="single" w:color="BFBFBF" w:sz="4"/>
+              <w:left w:val="single" w:color="BFBFBF" w:sz="4"/>
+              <w:bottom w:val="single" w:color="BFBFBF" w:sz="4"/>
+              <w:right w:val="single" w:color="BFBFBF" w:sz="4"/>
+            </w:tcBorders>
+            <w:shd w:fill="F2F2F2" w:val="clear"/>
+            <w:tcMar>
+              <w:top w:type="dxa" w:w="50"/>
+              <w:left w:type="dxa" w:w="120"/>
+              <w:bottom w:type="dxa" w:w="50"/>
+              <w:right w:type="dxa" w:w="120"/>
+            </w:tcMar>
+          </w:tcPr>
+          <w:p>
+            <w:pPr>
+              <w:spacing w:after="40"/>
+            </w:pPr>
+            <w:r>
+              <w:rPr>
+                <w:b/>
+                <w:bCs/>
+                <w:sz w:val="20"/>
+                <w:szCs w:val="20"/>
+              </w:rPr>
+              <w:t>SW-16</w:t>
+            </w:r>
+          </w:p>
+        </w:tc>
+        <w:tc>
+          <w:tcPr>
+            <w:tcW w:type="dxa" w:w="6080"/>
+            <w:tcBorders>
+              <w:top w:val="single" w:color="BFBFBF" w:sz="4"/>
+              <w:left w:val="single" w:color="BFBFBF" w:sz="4"/>
+              <w:bottom w:val="single" w:color="BFBFBF" w:sz="4"/>
+              <w:right w:val="single" w:color="BFBFBF" w:sz="4"/>
+            </w:tcBorders>
+            <w:shd w:fill="F2F2F2" w:val="clear"/>
+            <w:tcMar>
+              <w:top w:type="dxa" w:w="50"/>
+              <w:left w:type="dxa" w:w="120"/>
+              <w:bottom w:type="dxa" w:w="50"/>
+              <w:right w:type="dxa" w:w="120"/>
+            </w:tcMar>
+          </w:tcPr>
+          <w:p>
+            <w:pPr>
+              <w:spacing w:after="40"/>
+            </w:pPr>
+            <w:r>
+              <w:rPr>
+                <w:b w:val="false"/>
+                <w:bCs w:val="false"/>
+                <w:sz w:val="20"/>
+                <w:szCs w:val="20"/>
+              </w:rPr>
+              <w:t>Oversize / Misplaced Pallet Recovery</w:t>
+            </w:r>
+          </w:p>
+        </w:tc>
+        <w:tc>
+          <w:tcPr>
+            <w:tcW w:type="dxa" w:w="2900"/>
+            <w:tcBorders>
+              <w:top w:val="single" w:color="BFBFBF" w:sz="4"/>
+              <w:left w:val="single" w:color="BFBFBF" w:sz="4"/>
+              <w:bottom w:val="single" w:color="BFBFBF" w:sz="4"/>
+              <w:right w:val="single" w:color="BFBFBF" w:sz="4"/>
+            </w:tcBorders>
+            <w:shd w:fill="F2F2F2" w:val="clear"/>
+            <w:tcMar>
+              <w:top w:type="dxa" w:w="50"/>
+              <w:left w:type="dxa" w:w="120"/>
+              <w:bottom w:type="dxa" w:w="50"/>
+              <w:right w:type="dxa" w:w="120"/>
+            </w:tcMar>
+          </w:tcPr>
+          <w:p>
+            <w:pPr>
+              <w:spacing w:after="40"/>
+            </w:pPr>
+            <w:r>
+              <w:rPr>
+                <w:b w:val="false"/>
+                <w:bCs w:val="false"/>
+                <w:sz w:val="20"/>
+                <w:szCs w:val="20"/>
+              </w:rPr>
+              <w:t>WAREHOUSE OPERATOR</w:t>
             </w:r>
           </w:p>
         </w:tc>
@@ -16855,6 +16953,927 @@
                 <w:szCs w:val="18"/>
               </w:rPr>
               <w:t xml:space="preserve">Reports / Enterprise Dashboard Modes</w:t>
+            </w:r>
+          </w:p>
+        </w:tc>
+      </w:tr>
+    </w:tbl>
+    <w:p>
+      <w:pPr>
+        <w:pageBreakBefore/>
+        <w:spacing w:after="60"/>
+      </w:pPr>
+    </w:p>
+    <w:tbl>
+      <w:tblPr>
+        <w:tblW w:type="dxa" w:w="10080"/>
+        <w:tblBorders>
+          <w:top w:val="single" w:color="auto" w:sz="4"/>
+          <w:left w:val="single" w:color="auto" w:sz="4"/>
+          <w:bottom w:val="single" w:color="auto" w:sz="4"/>
+          <w:right w:val="single" w:color="auto" w:sz="4"/>
+          <w:insideH w:val="single" w:color="auto" w:sz="4"/>
+          <w:insideV w:val="single" w:color="auto" w:sz="4"/>
+        </w:tblBorders>
+      </w:tblPr>
+      <w:tblGrid>
+        <w:gridCol w:w="2160"/>
+        <w:gridCol w:w="7920"/>
+      </w:tblGrid>
+      <w:tr>
+        <w:tc>
+          <w:tcPr>
+            <w:tcW w:type="dxa" w:w="10080"/>
+            <w:gridSpan w:val="2"/>
+            <w:tcBorders>
+              <w:top w:val="single" w:color="BFBFBF" w:sz="4"/>
+              <w:left w:val="single" w:color="BFBFBF" w:sz="4"/>
+              <w:bottom w:val="single" w:color="BFBFBF" w:sz="4"/>
+              <w:right w:val="single" w:color="BFBFBF" w:sz="4"/>
+            </w:tcBorders>
+            <w:shd w:fill="1F3864" w:val="clear"/>
+            <w:tcMar>
+              <w:top w:type="dxa" w:w="90"/>
+              <w:left w:type="dxa" w:w="120"/>
+              <w:bottom w:type="dxa" w:w="90"/>
+              <w:right w:type="dxa" w:w="120"/>
+            </w:tcMar>
+          </w:tcPr>
+          <w:p>
+            <w:pPr>
+              <w:tabs>
+                <w:tab w:val="right" w:pos="9840"/>
+              </w:tabs>
+            </w:pPr>
+            <w:r>
+              <w:rPr>
+                <w:b/>
+                <w:bCs/>
+                <w:color w:val="FFFFFF"/>
+                <w:sz w:val="26"/>
+                <w:szCs w:val="26"/>
+              </w:rPr>
+              <w:t>SW-16   Oversize / Misplaced Pallet Recovery</w:t>
+            </w:r>
+            <w:r>
+              <w:rPr>
+                <w:b/>
+                <w:bCs/>
+                <w:color w:val="AEC6E4"/>
+                <w:sz w:val="20"/>
+                <w:szCs w:val="20"/>
+              </w:rPr>
+              <w:tab/>
+              <w:t>WAREHOUSE OPERATOR</w:t>
+            </w:r>
+          </w:p>
+        </w:tc>
+      </w:tr>
+      <w:tr>
+        <w:tc>
+          <w:tcPr>
+            <w:tcW w:type="dxa" w:w="2160"/>
+            <w:tcBorders>
+              <w:top w:val="single" w:color="BFBFBF" w:sz="4"/>
+              <w:left w:val="single" w:color="BFBFBF" w:sz="4"/>
+              <w:bottom w:val="single" w:color="BFBFBF" w:sz="4"/>
+              <w:right w:val="single" w:color="BFBFBF" w:sz="4"/>
+            </w:tcBorders>
+            <w:shd w:fill="F2F2F2" w:val="clear"/>
+            <w:tcMar>
+              <w:top w:type="dxa" w:w="60"/>
+              <w:left w:type="dxa" w:w="120"/>
+              <w:bottom w:type="dxa" w:w="60"/>
+              <w:right w:type="dxa" w:w="100"/>
+            </w:tcMar>
+            <w:vAlign w:val="top"/>
+          </w:tcPr>
+          <w:p>
+            <w:pPr>
+              <w:spacing w:after="40"/>
+            </w:pPr>
+            <w:r>
+              <w:rPr>
+                <w:b/>
+                <w:bCs/>
+                <w:color w:val="1F3864"/>
+                <w:sz w:val="18"/>
+                <w:szCs w:val="18"/>
+              </w:rPr>
+              <w:t xml:space="preserve">Module</w:t>
+            </w:r>
+          </w:p>
+        </w:tc>
+        <w:tc>
+          <w:tcPr>
+            <w:tcW w:type="dxa" w:w="7920"/>
+            <w:tcBorders>
+              <w:top w:val="single" w:color="BFBFBF" w:sz="4"/>
+              <w:left w:val="single" w:color="BFBFBF" w:sz="4"/>
+              <w:bottom w:val="single" w:color="BFBFBF" w:sz="4"/>
+              <w:right w:val="single" w:color="BFBFBF" w:sz="4"/>
+            </w:tcBorders>
+            <w:tcMar>
+              <w:top w:type="dxa" w:w="60"/>
+              <w:left w:type="dxa" w:w="120"/>
+              <w:bottom w:type="dxa" w:w="60"/>
+              <w:right w:type="dxa" w:w="120"/>
+            </w:tcMar>
+            <w:vAlign w:val="top"/>
+          </w:tcPr>
+          <w:p>
+            <w:pPr>
+              <w:spacing w:after="40"/>
+            </w:pPr>
+            <w:r>
+              <w:rPr>
+                <w:sz w:val="18"/>
+                <w:szCs w:val="18"/>
+              </w:rPr>
+              <w:t>Put-Away &amp; Location Moves</w:t>
+            </w:r>
+          </w:p>
+        </w:tc>
+      </w:tr>
+      <w:tr>
+        <w:tc>
+          <w:tcPr>
+            <w:tcW w:type="dxa" w:w="2160"/>
+            <w:tcBorders>
+              <w:top w:val="single" w:color="BFBFBF" w:sz="4"/>
+              <w:left w:val="single" w:color="BFBFBF" w:sz="4"/>
+              <w:bottom w:val="single" w:color="BFBFBF" w:sz="4"/>
+              <w:right w:val="single" w:color="BFBFBF" w:sz="4"/>
+            </w:tcBorders>
+            <w:shd w:fill="F2F2F2" w:val="clear"/>
+            <w:tcMar>
+              <w:top w:type="dxa" w:w="60"/>
+              <w:left w:type="dxa" w:w="120"/>
+              <w:bottom w:type="dxa" w:w="60"/>
+              <w:right w:type="dxa" w:w="100"/>
+            </w:tcMar>
+            <w:vAlign w:val="top"/>
+          </w:tcPr>
+          <w:p>
+            <w:pPr>
+              <w:spacing w:after="40"/>
+            </w:pPr>
+            <w:r>
+              <w:rPr>
+                <w:b/>
+                <w:bCs/>
+                <w:color w:val="1F3864"/>
+                <w:sz w:val="18"/>
+                <w:szCs w:val="18"/>
+              </w:rPr>
+              <w:t xml:space="preserve">Trigger</w:t>
+            </w:r>
+          </w:p>
+        </w:tc>
+        <w:tc>
+          <w:tcPr>
+            <w:tcW w:type="dxa" w:w="7920"/>
+            <w:tcBorders>
+              <w:top w:val="single" w:color="BFBFBF" w:sz="4"/>
+              <w:left w:val="single" w:color="BFBFBF" w:sz="4"/>
+              <w:bottom w:val="single" w:color="BFBFBF" w:sz="4"/>
+              <w:right w:val="single" w:color="BFBFBF" w:sz="4"/>
+            </w:tcBorders>
+            <w:tcMar>
+              <w:top w:type="dxa" w:w="60"/>
+              <w:left w:type="dxa" w:w="120"/>
+              <w:bottom w:type="dxa" w:w="60"/>
+              <w:right w:type="dxa" w:w="120"/>
+            </w:tcMar>
+            <w:vAlign w:val="top"/>
+          </w:tcPr>
+          <w:p>
+            <w:pPr>
+              <w:spacing w:after="40"/>
+            </w:pPr>
+            <w:r>
+              <w:rPr>
+                <w:sz w:val="18"/>
+                <w:szCs w:val="18"/>
+              </w:rPr>
+              <w:t>A pallet was already confirmed into a location, and the floor and the system now disagree — it doesn't fit, the bin was already occupied, or a move you completed reports somewhere you know is wrong.</w:t>
+            </w:r>
+          </w:p>
+        </w:tc>
+      </w:tr>
+      <w:tr>
+        <w:tc>
+          <w:tcPr>
+            <w:tcW w:type="dxa" w:w="2160"/>
+            <w:tcBorders>
+              <w:top w:val="single" w:color="BFBFBF" w:sz="4"/>
+              <w:left w:val="single" w:color="BFBFBF" w:sz="4"/>
+              <w:bottom w:val="single" w:color="BFBFBF" w:sz="4"/>
+              <w:right w:val="single" w:color="BFBFBF" w:sz="4"/>
+            </w:tcBorders>
+            <w:shd w:fill="F2F2F2" w:val="clear"/>
+            <w:tcMar>
+              <w:top w:type="dxa" w:w="60"/>
+              <w:left w:type="dxa" w:w="120"/>
+              <w:bottom w:type="dxa" w:w="60"/>
+              <w:right w:type="dxa" w:w="100"/>
+            </w:tcMar>
+            <w:vAlign w:val="top"/>
+          </w:tcPr>
+          <w:p>
+            <w:pPr>
+              <w:spacing w:after="40"/>
+            </w:pPr>
+            <w:r>
+              <w:rPr>
+                <w:b/>
+                <w:bCs/>
+                <w:color w:val="1F3864"/>
+                <w:sz w:val="18"/>
+                <w:szCs w:val="18"/>
+              </w:rPr>
+              <w:t xml:space="preserve">Before you start</w:t>
+            </w:r>
+          </w:p>
+        </w:tc>
+        <w:tc>
+          <w:tcPr>
+            <w:tcW w:type="dxa" w:w="7920"/>
+            <w:tcBorders>
+              <w:top w:val="single" w:color="BFBFBF" w:sz="4"/>
+              <w:left w:val="single" w:color="BFBFBF" w:sz="4"/>
+              <w:bottom w:val="single" w:color="BFBFBF" w:sz="4"/>
+              <w:right w:val="single" w:color="BFBFBF" w:sz="4"/>
+            </w:tcBorders>
+            <w:tcMar>
+              <w:top w:type="dxa" w:w="60"/>
+              <w:left w:type="dxa" w:w="120"/>
+              <w:bottom w:type="dxa" w:w="60"/>
+              <w:right w:type="dxa" w:w="120"/>
+            </w:tcMar>
+            <w:vAlign w:val="top"/>
+          </w:tcPr>
+          <w:p>
+            <w:pPr>
+              <w:spacing w:after="20"/>
+            </w:pPr>
+            <w:r>
+              <w:rPr>
+                <w:sz w:val="18"/>
+                <w:szCs w:val="18"/>
+              </w:rPr>
+              <w:t>Do NOT put the pallet down and walk away from it yet.</w:t>
+            </w:r>
+          </w:p>
+          <w:p>
+            <w:pPr>
+              <w:spacing w:after="20"/>
+            </w:pPr>
+            <w:r>
+              <w:rPr>
+                <w:sz w:val="18"/>
+                <w:szCs w:val="18"/>
+              </w:rPr>
+              <w:t>Have the pallet barcode and a genuinely empty destination bin ready to scan.</w:t>
+            </w:r>
+          </w:p>
+          <w:p>
+            <w:pPr>
+              <w:spacing w:after="20"/>
+            </w:pPr>
+            <w:r>
+              <w:rPr>
+                <w:sz w:val="18"/>
+                <w:szCs w:val="18"/>
+              </w:rPr>
+              <w:t>Know how to reach {{SUPERVISOR}} if two attempts don't fix it.</w:t>
+            </w:r>
+          </w:p>
+        </w:tc>
+      </w:tr>
+      <w:tr>
+        <w:tc>
+          <w:tcPr>
+            <w:tcW w:type="dxa" w:w="2160"/>
+            <w:tcBorders>
+              <w:top w:val="single" w:color="BFBFBF" w:sz="4"/>
+              <w:left w:val="single" w:color="BFBFBF" w:sz="4"/>
+              <w:bottom w:val="single" w:color="BFBFBF" w:sz="4"/>
+              <w:right w:val="single" w:color="BFBFBF" w:sz="4"/>
+            </w:tcBorders>
+            <w:shd w:fill="F2F2F2" w:val="clear"/>
+            <w:tcMar>
+              <w:top w:type="dxa" w:w="60"/>
+              <w:left w:type="dxa" w:w="120"/>
+              <w:bottom w:type="dxa" w:w="60"/>
+              <w:right w:type="dxa" w:w="100"/>
+            </w:tcMar>
+            <w:vAlign w:val="top"/>
+          </w:tcPr>
+          <w:p>
+            <w:pPr>
+              <w:spacing w:after="40"/>
+            </w:pPr>
+            <w:r>
+              <w:rPr>
+                <w:b/>
+                <w:bCs/>
+                <w:color w:val="1F3864"/>
+                <w:sz w:val="18"/>
+                <w:szCs w:val="18"/>
+              </w:rPr>
+              <w:t xml:space="preserve">Steps</w:t>
+            </w:r>
+          </w:p>
+        </w:tc>
+        <w:tc>
+          <w:tcPr>
+            <w:tcW w:type="dxa" w:w="7920"/>
+            <w:tcBorders>
+              <w:top w:val="single" w:color="BFBFBF" w:sz="4"/>
+              <w:left w:val="single" w:color="BFBFBF" w:sz="4"/>
+              <w:bottom w:val="single" w:color="BFBFBF" w:sz="4"/>
+              <w:right w:val="single" w:color="BFBFBF" w:sz="4"/>
+            </w:tcBorders>
+            <w:tcMar>
+              <w:top w:type="dxa" w:w="60"/>
+              <w:left w:type="dxa" w:w="120"/>
+              <w:bottom w:type="dxa" w:w="60"/>
+              <w:right w:type="dxa" w:w="120"/>
+            </w:tcMar>
+            <w:vAlign w:val="top"/>
+          </w:tcPr>
+          <w:p>
+            <w:pPr>
+              <w:spacing w:after="30"/>
+            </w:pPr>
+            <w:r>
+              <w:rPr>
+                <w:b/>
+                <w:bCs/>
+                <w:color w:val="2E5496"/>
+                <w:sz w:val="18"/>
+                <w:szCs w:val="18"/>
+              </w:rPr>
+              <w:t xml:space="preserve">1  </w:t>
+            </w:r>
+            <w:r>
+              <w:rPr>
+                <w:sz w:val="18"/>
+                <w:szCs w:val="18"/>
+              </w:rPr>
+              <w:t>Leave the pallet exactly where it is — on the forks or set down in the aisle. Do not reshelve it anywhere until the system agrees with you.</w:t>
+            </w:r>
+          </w:p>
+          <w:p>
+            <w:pPr>
+              <w:spacing w:after="30"/>
+            </w:pPr>
+            <w:r>
+              <w:rPr>
+                <w:b/>
+                <w:bCs/>
+                <w:color w:val="2E5496"/>
+                <w:sz w:val="18"/>
+                <w:szCs w:val="18"/>
+              </w:rPr>
+              <w:t xml:space="preserve">2  </w:t>
+            </w:r>
+            <w:r>
+              <w:rPr>
+                <w:sz w:val="18"/>
+                <w:szCs w:val="18"/>
+              </w:rPr>
+              <w:t>Open Location Moves. Scan the pallet barcode, then scan or Browse bays to a location you can see is genuinely empty and will physically fit the pallet.</w:t>
+            </w:r>
+          </w:p>
+          <w:p>
+            <w:pPr>
+              <w:spacing w:after="30"/>
+            </w:pPr>
+            <w:r>
+              <w:rPr>
+                <w:b/>
+                <w:bCs/>
+                <w:color w:val="2E5496"/>
+                <w:sz w:val="18"/>
+                <w:szCs w:val="18"/>
+              </w:rPr>
+              <w:t xml:space="preserve">3  </w:t>
+            </w:r>
+            <w:r>
+              <w:rPr>
+                <w:sz w:val="18"/>
+                <w:szCs w:val="18"/>
+              </w:rPr>
+              <w:t>Confirm the move and wait for the on-screen success message before touching the pallet again.</w:t>
+            </w:r>
+          </w:p>
+          <w:p>
+            <w:pPr>
+              <w:spacing w:after="30"/>
+            </w:pPr>
+            <w:r>
+              <w:rPr>
+                <w:b/>
+                <w:bCs/>
+                <w:color w:val="2E5496"/>
+                <w:sz w:val="18"/>
+                <w:szCs w:val="18"/>
+              </w:rPr>
+              <w:t xml:space="preserve">4  </w:t>
+            </w:r>
+            <w:r>
+              <w:rPr>
+                <w:sz w:val="18"/>
+                <w:szCs w:val="18"/>
+              </w:rPr>
+              <w:t>Verify immediately: open Inventory Search, look up the pallet barcode, and check the Location field shows the bin you just scanned.</w:t>
+            </w:r>
+          </w:p>
+          <w:p>
+            <w:pPr>
+              <w:spacing w:after="30"/>
+            </w:pPr>
+            <w:r>
+              <w:rPr>
+                <w:b/>
+                <w:bCs/>
+                <w:color w:val="2E5496"/>
+                <w:sz w:val="18"/>
+                <w:szCs w:val="18"/>
+              </w:rPr>
+              <w:t xml:space="preserve">5  </w:t>
+            </w:r>
+            <w:r>
+              <w:rPr>
+                <w:sz w:val="18"/>
+                <w:szCs w:val="18"/>
+              </w:rPr>
+              <w:t>Only now physically place the pallet in that bin. Never place a pallet somewhere the system hasn't just confirmed on your screen.</w:t>
+            </w:r>
+          </w:p>
+        </w:tc>
+      </w:tr>
+      <w:tr>
+        <w:tc>
+          <w:tcPr>
+            <w:tcW w:type="dxa" w:w="2160"/>
+            <w:tcBorders>
+              <w:top w:val="single" w:color="BFBFBF" w:sz="4"/>
+              <w:left w:val="single" w:color="BFBFBF" w:sz="4"/>
+              <w:bottom w:val="single" w:color="BFBFBF" w:sz="4"/>
+              <w:right w:val="single" w:color="BFBFBF" w:sz="4"/>
+            </w:tcBorders>
+            <w:shd w:fill="FFF2CC" w:val="clear"/>
+            <w:tcMar>
+              <w:top w:type="dxa" w:w="60"/>
+              <w:left w:type="dxa" w:w="120"/>
+              <w:bottom w:type="dxa" w:w="60"/>
+              <w:right w:type="dxa" w:w="100"/>
+            </w:tcMar>
+            <w:vAlign w:val="top"/>
+          </w:tcPr>
+          <w:p>
+            <w:pPr>
+              <w:spacing w:after="40"/>
+            </w:pPr>
+            <w:r>
+              <w:rPr>
+                <w:b/>
+                <w:bCs/>
+                <w:color w:val="1F3864"/>
+                <w:sz w:val="18"/>
+                <w:szCs w:val="18"/>
+              </w:rPr>
+              <w:t xml:space="preserve">If this happens → do this</w:t>
+            </w:r>
+          </w:p>
+        </w:tc>
+        <w:tc>
+          <w:tcPr>
+            <w:tcW w:type="dxa" w:w="7920"/>
+            <w:tcBorders>
+              <w:top w:val="single" w:color="BFBFBF" w:sz="4"/>
+              <w:left w:val="single" w:color="BFBFBF" w:sz="4"/>
+              <w:bottom w:val="single" w:color="BFBFBF" w:sz="4"/>
+              <w:right w:val="single" w:color="BFBFBF" w:sz="4"/>
+            </w:tcBorders>
+            <w:shd w:fill="FFFBEF" w:val="clear"/>
+            <w:tcMar>
+              <w:top w:type="dxa" w:w="60"/>
+              <w:left w:type="dxa" w:w="120"/>
+              <w:bottom w:type="dxa" w:w="60"/>
+              <w:right w:type="dxa" w:w="120"/>
+            </w:tcMar>
+            <w:vAlign w:val="top"/>
+          </w:tcPr>
+          <w:p>
+            <w:pPr>
+              <w:spacing w:after="20"/>
+            </w:pPr>
+            <w:r>
+              <w:rPr>
+                <w:b/>
+                <w:bCs/>
+                <w:color w:val="833C00"/>
+                <w:sz w:val="18"/>
+                <w:szCs w:val="18"/>
+              </w:rPr>
+              <w:t>Move reports an error (e.g. “already in that location”, or any red error banner):</w:t>
+            </w:r>
+            <w:r>
+              <w:rPr>
+                <w:sz w:val="18"/>
+                <w:szCs w:val="18"/>
+              </w:rPr>
+              <w:t>Trust the error — nothing moved. Do not place the pallet in the destination you just tried. Re-check the code, try Browse bays instead of typing, and try again. Fails twice → stop and escalate; do not put the pallet down anywhere until a supervisor confirms its true location in the system.</w:t>
+            </w:r>
+          </w:p>
+          <w:p>
+            <w:pPr>
+              <w:spacing w:after="20"/>
+            </w:pPr>
+            <w:r>
+              <w:rPr>
+                <w:b/>
+                <w:bCs/>
+                <w:color w:val="833C00"/>
+                <w:sz w:val="18"/>
+                <w:szCs w:val="18"/>
+              </w:rPr>
+              <w:t>Move reports success but you're not fully sure it's right:</w:t>
+            </w:r>
+            <w:r>
+              <w:rPr>
+                <w:sz w:val="18"/>
+                <w:szCs w:val="18"/>
+              </w:rPr>
+              <w:t>Always verify in Inventory Search before you walk away — the location shown there is the one that counts, not what you remember scanning.</w:t>
+            </w:r>
+          </w:p>
+          <w:p>
+            <w:pPr>
+              <w:spacing w:after="20"/>
+            </w:pPr>
+            <w:r>
+              <w:rPr>
+                <w:b/>
+                <w:bCs/>
+                <w:color w:val="833C00"/>
+                <w:sz w:val="18"/>
+                <w:szCs w:val="18"/>
+              </w:rPr>
+              <w:t>The pallet genuinely does not fit anywhere in this bay:</w:t>
+            </w:r>
+            <w:r>
+              <w:rPr>
+                <w:sz w:val="18"/>
+                <w:szCs w:val="18"/>
+              </w:rPr>
+              <w:t>Do not force it into a location, and do not leave it undocumented. Set it in a marked staging/exception area, tell {{SUPERVISOR}}, and have them apply a Hold status (SW-07) until a location is found.</w:t>
+            </w:r>
+          </w:p>
+          <w:p>
+            <w:pPr>
+              <w:spacing w:after="20"/>
+            </w:pPr>
+            <w:r>
+              <w:rPr>
+                <w:b/>
+                <w:bCs/>
+                <w:color w:val="833C00"/>
+                <w:sz w:val="18"/>
+                <w:szCs w:val="18"/>
+              </w:rPr>
+              <w:t>You already confirmed Put-Away or a Move to a location that turned out to be wrong:</w:t>
+            </w:r>
+            <w:r>
+              <w:rPr>
+                <w:sz w:val="18"/>
+                <w:szCs w:val="18"/>
+              </w:rPr>
+              <w:t>The physical pallet moving isn't enough — the system record has to move too. Repeat Steps 2–5 to correct it in Location Moves. A gap between what the system says and what's on the floor is exactly how a pallet ends up “stored” in a bin no one can find.</w:t>
+            </w:r>
+          </w:p>
+        </w:tc>
+      </w:tr>
+      <w:tr>
+        <w:tc>
+          <w:tcPr>
+            <w:tcW w:type="dxa" w:w="2160"/>
+            <w:tcBorders>
+              <w:top w:val="single" w:color="BFBFBF" w:sz="4"/>
+              <w:left w:val="single" w:color="BFBFBF" w:sz="4"/>
+              <w:bottom w:val="single" w:color="BFBFBF" w:sz="4"/>
+              <w:right w:val="single" w:color="BFBFBF" w:sz="4"/>
+            </w:tcBorders>
+            <w:shd w:fill="FCE4D6" w:val="clear"/>
+            <w:tcMar>
+              <w:top w:type="dxa" w:w="60"/>
+              <w:left w:type="dxa" w:w="120"/>
+              <w:bottom w:type="dxa" w:w="60"/>
+              <w:right w:type="dxa" w:w="100"/>
+            </w:tcMar>
+            <w:vAlign w:val="top"/>
+          </w:tcPr>
+          <w:p>
+            <w:pPr>
+              <w:spacing w:after="40"/>
+            </w:pPr>
+            <w:r>
+              <w:rPr>
+                <w:b/>
+                <w:bCs/>
+                <w:color w:val="1F3864"/>
+                <w:sz w:val="18"/>
+                <w:szCs w:val="18"/>
+              </w:rPr>
+              <w:t xml:space="preserve">STOP / ANDON</w:t>
+            </w:r>
+          </w:p>
+        </w:tc>
+        <w:tc>
+          <w:tcPr>
+            <w:tcW w:type="dxa" w:w="7920"/>
+            <w:tcBorders>
+              <w:top w:val="single" w:color="BFBFBF" w:sz="4"/>
+              <w:left w:val="single" w:color="BFBFBF" w:sz="4"/>
+              <w:bottom w:val="single" w:color="BFBFBF" w:sz="4"/>
+              <w:right w:val="single" w:color="BFBFBF" w:sz="4"/>
+            </w:tcBorders>
+            <w:shd w:fill="FCE4D6" w:val="clear"/>
+            <w:tcMar>
+              <w:top w:type="dxa" w:w="60"/>
+              <w:left w:type="dxa" w:w="120"/>
+              <w:bottom w:type="dxa" w:w="60"/>
+              <w:right w:type="dxa" w:w="120"/>
+            </w:tcMar>
+            <w:vAlign w:val="top"/>
+          </w:tcPr>
+          <w:p>
+            <w:pPr>
+              <w:spacing w:after="20"/>
+            </w:pPr>
+            <w:r>
+              <w:rPr>
+                <w:color w:val="833C00"/>
+                <w:sz w:val="18"/>
+                <w:szCs w:val="18"/>
+              </w:rPr>
+              <w:t>Never place a pallet in a location the system hasn't just confirmed on your screen.</w:t>
+            </w:r>
+          </w:p>
+          <w:p>
+            <w:pPr>
+              <w:spacing w:after="20"/>
+            </w:pPr>
+            <w:r>
+              <w:rPr>
+                <w:color w:val="833C00"/>
+                <w:sz w:val="18"/>
+                <w:szCs w:val="18"/>
+              </w:rPr>
+              <w:t>Never leave a pallet on the floor “for now” without a Hold status and {{SUPERVISOR}} notified — an undocumented pallet is invisible to the rest of the warehouse.</w:t>
+            </w:r>
+          </w:p>
+          <w:p>
+            <w:pPr>
+              <w:spacing w:after="20"/>
+            </w:pPr>
+            <w:r>
+              <w:rPr>
+                <w:color w:val="833C00"/>
+                <w:sz w:val="18"/>
+                <w:szCs w:val="18"/>
+              </w:rPr>
+              <w:t>Two failed attempts at the same move: stop and escalate. Do not keep retrying blind.</w:t>
+            </w:r>
+          </w:p>
+        </w:tc>
+      </w:tr>
+      <w:tr>
+        <w:tc>
+          <w:tcPr>
+            <w:tcW w:type="dxa" w:w="2160"/>
+            <w:tcBorders>
+              <w:top w:val="single" w:color="BFBFBF" w:sz="4"/>
+              <w:left w:val="single" w:color="BFBFBF" w:sz="4"/>
+              <w:bottom w:val="single" w:color="BFBFBF" w:sz="4"/>
+              <w:right w:val="single" w:color="BFBFBF" w:sz="4"/>
+            </w:tcBorders>
+            <w:shd w:fill="E2EFDA" w:val="clear"/>
+            <w:tcMar>
+              <w:top w:type="dxa" w:w="60"/>
+              <w:left w:type="dxa" w:w="120"/>
+              <w:bottom w:type="dxa" w:w="60"/>
+              <w:right w:type="dxa" w:w="100"/>
+            </w:tcMar>
+            <w:vAlign w:val="top"/>
+          </w:tcPr>
+          <w:p>
+            <w:pPr>
+              <w:spacing w:after="40"/>
+            </w:pPr>
+            <w:r>
+              <w:rPr>
+                <w:b/>
+                <w:bCs/>
+                <w:color w:val="1F3864"/>
+                <w:sz w:val="18"/>
+                <w:szCs w:val="18"/>
+              </w:rPr>
+              <w:t xml:space="preserve">Done when</w:t>
+            </w:r>
+          </w:p>
+        </w:tc>
+        <w:tc>
+          <w:tcPr>
+            <w:tcW w:type="dxa" w:w="7920"/>
+            <w:tcBorders>
+              <w:top w:val="single" w:color="BFBFBF" w:sz="4"/>
+              <w:left w:val="single" w:color="BFBFBF" w:sz="4"/>
+              <w:bottom w:val="single" w:color="BFBFBF" w:sz="4"/>
+              <w:right w:val="single" w:color="BFBFBF" w:sz="4"/>
+            </w:tcBorders>
+            <w:shd w:fill="E2EFDA" w:val="clear"/>
+            <w:tcMar>
+              <w:top w:type="dxa" w:w="60"/>
+              <w:left w:type="dxa" w:w="120"/>
+              <w:bottom w:type="dxa" w:w="60"/>
+              <w:right w:type="dxa" w:w="120"/>
+            </w:tcMar>
+            <w:vAlign w:val="top"/>
+          </w:tcPr>
+          <w:p>
+            <w:pPr>
+              <w:spacing w:after="40"/>
+            </w:pPr>
+            <w:r>
+              <w:rPr>
+                <w:sz w:val="18"/>
+                <w:szCs w:val="18"/>
+              </w:rPr>
+              <w:t>Inventory Search shows the pallet at the exact location it is physically sitting in — no exceptions, no “close enough.”</w:t>
+            </w:r>
+          </w:p>
+        </w:tc>
+      </w:tr>
+      <w:tr>
+        <w:tc>
+          <w:tcPr>
+            <w:tcW w:type="dxa" w:w="2160"/>
+            <w:tcBorders>
+              <w:top w:val="single" w:color="BFBFBF" w:sz="4"/>
+              <w:left w:val="single" w:color="BFBFBF" w:sz="4"/>
+              <w:bottom w:val="single" w:color="BFBFBF" w:sz="4"/>
+              <w:right w:val="single" w:color="BFBFBF" w:sz="4"/>
+            </w:tcBorders>
+            <w:shd w:fill="F2F2F2" w:val="clear"/>
+            <w:tcMar>
+              <w:top w:type="dxa" w:w="60"/>
+              <w:left w:type="dxa" w:w="120"/>
+              <w:bottom w:type="dxa" w:w="60"/>
+              <w:right w:type="dxa" w:w="100"/>
+            </w:tcMar>
+            <w:vAlign w:val="top"/>
+          </w:tcPr>
+          <w:p>
+            <w:pPr>
+              <w:spacing w:after="40"/>
+            </w:pPr>
+            <w:r>
+              <w:rPr>
+                <w:b/>
+                <w:bCs/>
+                <w:color w:val="1F3864"/>
+                <w:sz w:val="18"/>
+                <w:szCs w:val="18"/>
+              </w:rPr>
+              <w:t xml:space="preserve">Common errors</w:t>
+            </w:r>
+          </w:p>
+        </w:tc>
+        <w:tc>
+          <w:tcPr>
+            <w:tcW w:type="dxa" w:w="7920"/>
+            <w:tcBorders>
+              <w:top w:val="single" w:color="BFBFBF" w:sz="4"/>
+              <w:left w:val="single" w:color="BFBFBF" w:sz="4"/>
+              <w:bottom w:val="single" w:color="BFBFBF" w:sz="4"/>
+              <w:right w:val="single" w:color="BFBFBF" w:sz="4"/>
+            </w:tcBorders>
+            <w:tcMar>
+              <w:top w:type="dxa" w:w="60"/>
+              <w:left w:type="dxa" w:w="120"/>
+              <w:bottom w:type="dxa" w:w="60"/>
+              <w:right w:type="dxa" w:w="120"/>
+            </w:tcMar>
+            <w:vAlign w:val="top"/>
+          </w:tcPr>
+          <w:p>
+            <w:pPr>
+              <w:spacing w:after="20"/>
+            </w:pPr>
+            <w:r>
+              <w:rPr>
+                <w:sz w:val="18"/>
+                <w:szCs w:val="18"/>
+              </w:rPr>
+              <w:t>Trusting a pallet is “probably fine” without checking Inventory Search after a move.</w:t>
+            </w:r>
+          </w:p>
+          <w:p>
+            <w:pPr>
+              <w:spacing w:after="20"/>
+            </w:pPr>
+            <w:r>
+              <w:rPr>
+                <w:sz w:val="18"/>
+                <w:szCs w:val="18"/>
+              </w:rPr>
+              <w:t>Physically relocating a pallet without redoing the move in the system.</w:t>
+            </w:r>
+          </w:p>
+          <w:p>
+            <w:pPr>
+              <w:spacing w:after="20"/>
+            </w:pPr>
+            <w:r>
+              <w:rPr>
+                <w:sz w:val="18"/>
+                <w:szCs w:val="18"/>
+              </w:rPr>
+              <w:t>Leaving a misplaced pallet without a Hold status and a supervisor note.</w:t>
+            </w:r>
+          </w:p>
+        </w:tc>
+      </w:tr>
+      <w:tr>
+        <w:tc>
+          <w:tcPr>
+            <w:tcW w:type="dxa" w:w="10080"/>
+            <w:gridSpan w:val="2"/>
+            <w:tcBorders>
+              <w:top w:val="single" w:color="BFBFBF" w:sz="4"/>
+              <w:left w:val="single" w:color="BFBFBF" w:sz="4"/>
+              <w:bottom w:val="single" w:color="BFBFBF" w:sz="4"/>
+              <w:right w:val="single" w:color="BFBFBF" w:sz="4"/>
+            </w:tcBorders>
+            <w:shd w:fill="DCE6F1" w:val="clear"/>
+            <w:tcMar>
+              <w:top w:type="dxa" w:w="60"/>
+              <w:left w:type="dxa" w:w="120"/>
+              <w:bottom w:type="dxa" w:w="60"/>
+              <w:right w:type="dxa" w:w="120"/>
+            </w:tcMar>
+          </w:tcPr>
+          <w:p>
+            <w:pPr>
+              <w:spacing w:after="20"/>
+            </w:pPr>
+            <w:r>
+              <w:rPr>
+                <w:b/>
+                <w:bCs/>
+                <w:color w:val="1F3864"/>
+                <w:sz w:val="18"/>
+                <w:szCs w:val="18"/>
+              </w:rPr>
+              <w:t xml:space="preserve">Standard work:  </w:t>
+            </w:r>
+            <w:r>
+              <w:rPr>
+                <w:i/>
+                <w:iCs/>
+                <w:sz w:val="18"/>
+                <w:szCs w:val="18"/>
+              </w:rPr>
+              <w:t>If the system doesn't agree with the floor, the pallet doesn't move again until it does.</w:t>
+            </w:r>
+          </w:p>
+          <w:p>
+            <w:pPr>
+              <w:spacing w:after="20"/>
+            </w:pPr>
+            <w:r>
+              <w:rPr>
+                <w:b/>
+                <w:bCs/>
+                <w:color w:val="1F3864"/>
+                <w:sz w:val="18"/>
+                <w:szCs w:val="18"/>
+              </w:rPr>
+              <w:t xml:space="preserve">In-app Help:  </w:t>
+            </w:r>
+            <w:r>
+              <w:rPr>
+                <w:i/>
+                <w:iCs/>
+                <w:sz w:val="18"/>
+                <w:szCs w:val="18"/>
+              </w:rPr>
+              <w:t>Location Moves → Troubleshooting  •  Status Controls → Hold</w:t>
             </w:r>
           </w:p>
         </w:tc>
